--- a/docs/cahiers/Cahier_activites_Optique1_Chapitre5.docx
+++ b/docs/cahiers/Cahier_activites_Optique1_Chapitre5.docx
@@ -613,6 +613,29 @@
           <w:sz w:val="22"/>
           <w:szCs w:val="22"/>
         </w:rPr>
+        <w:t xml:space="preserve">Les objectifs spécifiques (OS) et les codes des activités sont ceux du syllabus de l’EC LPCI1221 : par exemple, A21 est la première activité de l’OS2 ; B5 est le bilan du chapitre.</w:t>
+      </w:r>
+    </w:p>
+    <w:p>
+      <w:pPr>
+        <w:spacing w:before="0" w:after="50" w:line="252" w:lineRule="auto"/>
+        <w:ind w:left="284" w:hanging="284"/>
+        <w:jc w:val="both"/>
+      </w:pPr>
+      <w:r>
+        <w:rPr>
+          <w:rFonts w:ascii="Tahoma" w:hAnsi="Tahoma" w:cs="Tahoma" w:eastAsia="Arial Unicode MS"/>
+          <w:sz w:val="22"/>
+          <w:szCs w:val="22"/>
+        </w:rPr>
+        <w:t xml:space="preserve">• </w:t>
+      </w:r>
+      <w:r>
+        <w:rPr>
+          <w:rFonts w:ascii="Tahoma" w:hAnsi="Tahoma" w:cs="Tahoma" w:eastAsia="Arial Unicode MS"/>
+          <w:sz w:val="22"/>
+          <w:szCs w:val="22"/>
+        </w:rPr>
         <w:t xml:space="preserve">Tous les documents cités (support de cours, diaporama, série de TD et corrigé, quiz, exercices d’entraînement, simulations, TP) se trouvent sur la plateforme physiquefacile.github.io.</w:t>
       </w:r>
     </w:p>
@@ -631,7 +654,7 @@
           <w:szCs w:val="24"/>
           <w:u w:val="single"/>
         </w:rPr>
-        <w:t xml:space="preserve">Objectifs spécifiques du chapitre</w:t>
+        <w:t xml:space="preserve">Objectifs spécifiques du syllabus visés (LPCI1221)</w:t>
       </w:r>
     </w:p>
     <w:p>
@@ -646,7 +669,71 @@
           <w:sz w:val="22"/>
           <w:szCs w:val="22"/>
         </w:rPr>
-        <w:t xml:space="preserve">OS1 — </w:t>
+        <w:t xml:space="preserve">OS4 — </w:t>
+      </w:r>
+      <w:r>
+        <w:rPr>
+          <w:rFonts w:ascii="Tahoma" w:hAnsi="Tahoma" w:cs="Tahoma" w:eastAsia="Arial Unicode MS"/>
+          <w:sz w:val="22"/>
+          <w:szCs w:val="22"/>
+        </w:rPr>
+        <w:t xml:space="preserve">Étudier les lentilles minces et leurs associations.</w:t>
+      </w:r>
+    </w:p>
+    <w:p>
+      <w:pPr>
+        <w:spacing w:before="0" w:after="50" w:line="252" w:lineRule="auto"/>
+        <w:ind w:left="680" w:hanging="680"/>
+        <w:jc w:val="both"/>
+      </w:pPr>
+      <w:r>
+        <w:rPr>
+          <w:rFonts w:ascii="Tahoma" w:hAnsi="Tahoma" w:cs="Tahoma" w:eastAsia="Arial Unicode MS"/>
+          <w:sz w:val="22"/>
+          <w:szCs w:val="22"/>
+        </w:rPr>
+        <w:t xml:space="preserve">OS5 — </w:t>
+      </w:r>
+      <w:r>
+        <w:rPr>
+          <w:rFonts w:ascii="Tahoma" w:hAnsi="Tahoma" w:cs="Tahoma" w:eastAsia="Arial Unicode MS"/>
+          <w:sz w:val="22"/>
+          <w:szCs w:val="22"/>
+        </w:rPr>
+        <w:t xml:space="preserve">Décrire quelques instruments optiques.</w:t>
+      </w:r>
+    </w:p>
+    <w:p>
+      <w:pPr>
+        <w:keepNext/>
+        <w:spacing w:before="150" w:after="70" w:line="252" w:lineRule="auto"/>
+        <w:jc w:val="left"/>
+      </w:pPr>
+      <w:r>
+        <w:rPr>
+          <w:rFonts w:ascii="Tahoma" w:hAnsi="Tahoma" w:cs="Tahoma" w:eastAsia="Arial Unicode MS"/>
+          <w:b/>
+          <w:bCs/>
+          <w:sz w:val="24"/>
+          <w:szCs w:val="24"/>
+          <w:u w:val="single"/>
+        </w:rPr>
+        <w:t xml:space="preserve">Résultats d’apprentissage attendus du chapitre</w:t>
+      </w:r>
+    </w:p>
+    <w:p>
+      <w:pPr>
+        <w:spacing w:before="0" w:after="50" w:line="252" w:lineRule="auto"/>
+        <w:ind w:left="680" w:hanging="680"/>
+        <w:jc w:val="both"/>
+      </w:pPr>
+      <w:r>
+        <w:rPr>
+          <w:rFonts w:ascii="Tahoma" w:hAnsi="Tahoma" w:cs="Tahoma" w:eastAsia="Arial Unicode MS"/>
+          <w:sz w:val="22"/>
+          <w:szCs w:val="22"/>
+        </w:rPr>
+        <w:t xml:space="preserve">(OS4) </w:t>
       </w:r>
       <w:r>
         <w:rPr>
@@ -669,7 +756,7 @@
           <w:sz w:val="22"/>
           <w:szCs w:val="22"/>
         </w:rPr>
-        <w:t xml:space="preserve">OS2 — </w:t>
+        <w:t xml:space="preserve">(OS4) </w:t>
       </w:r>
       <w:r>
         <w:rPr>
@@ -692,7 +779,7 @@
           <w:sz w:val="22"/>
           <w:szCs w:val="22"/>
         </w:rPr>
-        <w:t xml:space="preserve">OS3 — </w:t>
+        <w:t xml:space="preserve">(OS4) </w:t>
       </w:r>
       <w:r>
         <w:rPr>
@@ -715,7 +802,7 @@
           <w:sz w:val="22"/>
           <w:szCs w:val="22"/>
         </w:rPr>
-        <w:t xml:space="preserve">OS4 — </w:t>
+        <w:t xml:space="preserve">(OS4) </w:t>
       </w:r>
       <w:r>
         <w:rPr>
@@ -738,7 +825,7 @@
           <w:sz w:val="22"/>
           <w:szCs w:val="22"/>
         </w:rPr>
-        <w:t xml:space="preserve">OS5 — </w:t>
+        <w:t xml:space="preserve">(OS5) </w:t>
       </w:r>
       <w:r>
         <w:rPr>
@@ -978,7 +1065,7 @@
                 <w:sz w:val="17"/>
                 <w:szCs w:val="17"/>
               </w:rPr>
-              <w:t xml:space="preserve">A1.1</w:t>
+              <w:t xml:space="preserve">A41</w:t>
             </w:r>
           </w:p>
         </w:tc>
@@ -1018,7 +1105,7 @@
                 <w:sz w:val="17"/>
                 <w:szCs w:val="17"/>
               </w:rPr>
-              <w:t xml:space="preserve">OS1</w:t>
+              <w:t xml:space="preserve">OS4</w:t>
             </w:r>
           </w:p>
         </w:tc>
@@ -1103,7 +1190,7 @@
                 <w:sz w:val="17"/>
                 <w:szCs w:val="17"/>
               </w:rPr>
-              <w:t xml:space="preserve">A2.1</w:t>
+              <w:t xml:space="preserve">A42</w:t>
             </w:r>
           </w:p>
         </w:tc>
@@ -1143,7 +1230,7 @@
                 <w:sz w:val="17"/>
                 <w:szCs w:val="17"/>
               </w:rPr>
-              <w:t xml:space="preserve">OS2</w:t>
+              <w:t xml:space="preserve">OS4</w:t>
             </w:r>
           </w:p>
         </w:tc>
@@ -1228,7 +1315,7 @@
                 <w:sz w:val="17"/>
                 <w:szCs w:val="17"/>
               </w:rPr>
-              <w:t xml:space="preserve">A3.1</w:t>
+              <w:t xml:space="preserve">A43</w:t>
             </w:r>
           </w:p>
         </w:tc>
@@ -1268,7 +1355,7 @@
                 <w:sz w:val="17"/>
                 <w:szCs w:val="17"/>
               </w:rPr>
-              <w:t xml:space="preserve">OS3</w:t>
+              <w:t xml:space="preserve">OS4</w:t>
             </w:r>
           </w:p>
         </w:tc>
@@ -1353,7 +1440,7 @@
                 <w:sz w:val="17"/>
                 <w:szCs w:val="17"/>
               </w:rPr>
-              <w:t xml:space="preserve">A4.1</w:t>
+              <w:t xml:space="preserve">A44</w:t>
             </w:r>
           </w:p>
         </w:tc>
@@ -1478,7 +1565,7 @@
                 <w:sz w:val="17"/>
                 <w:szCs w:val="17"/>
               </w:rPr>
-              <w:t xml:space="preserve">A3.2</w:t>
+              <w:t xml:space="preserve">A45</w:t>
             </w:r>
           </w:p>
         </w:tc>
@@ -1518,7 +1605,7 @@
                 <w:sz w:val="17"/>
                 <w:szCs w:val="17"/>
               </w:rPr>
-              <w:t xml:space="preserve">OS3</w:t>
+              <w:t xml:space="preserve">OS4</w:t>
             </w:r>
           </w:p>
         </w:tc>
@@ -1603,7 +1690,7 @@
                 <w:sz w:val="17"/>
                 <w:szCs w:val="17"/>
               </w:rPr>
-              <w:t xml:space="preserve">A5.1</w:t>
+              <w:t xml:space="preserve">A51</w:t>
             </w:r>
           </w:p>
         </w:tc>
@@ -1728,7 +1815,7 @@
                 <w:sz w:val="17"/>
                 <w:szCs w:val="17"/>
               </w:rPr>
-              <w:t xml:space="preserve">A5.2</w:t>
+              <w:t xml:space="preserve">A52</w:t>
             </w:r>
           </w:p>
         </w:tc>
@@ -1853,7 +1940,7 @@
                 <w:sz w:val="17"/>
                 <w:szCs w:val="17"/>
               </w:rPr>
-              <w:t xml:space="preserve">A5.3</w:t>
+              <w:t xml:space="preserve">B5</w:t>
             </w:r>
           </w:p>
         </w:tc>
@@ -1893,7 +1980,7 @@
                 <w:sz w:val="17"/>
                 <w:szCs w:val="17"/>
               </w:rPr>
-              <w:t xml:space="preserve">OS1–5</w:t>
+              <w:t xml:space="preserve">OS4, OS5</w:t>
             </w:r>
           </w:p>
         </w:tc>
@@ -2046,16 +2133,40 @@
           </w:tcPr>
           <w:p>
             <w:pPr>
-              <w:spacing w:before="0" w:after="0" w:line="252" w:lineRule="auto"/>
-              <w:jc w:val="both"/>
-            </w:pPr>
-            <w:r>
-              <w:rPr>
-                <w:rFonts w:ascii="Tahoma" w:hAnsi="Tahoma" w:cs="Tahoma" w:eastAsia="Arial Unicode MS"/>
-                <w:sz w:val="22"/>
-                <w:szCs w:val="22"/>
-              </w:rPr>
-              <w:t xml:space="preserve">OS1 — </w:t>
+              <w:spacing w:before="0" w:after="60" w:line="252" w:lineRule="auto"/>
+              <w:jc w:val="both"/>
+            </w:pPr>
+            <w:r>
+              <w:rPr>
+                <w:rFonts w:ascii="Tahoma" w:hAnsi="Tahoma" w:cs="Tahoma" w:eastAsia="Arial Unicode MS"/>
+                <w:sz w:val="22"/>
+                <w:szCs w:val="22"/>
+              </w:rPr>
+              <w:t xml:space="preserve">OS4 — </w:t>
+            </w:r>
+            <w:r>
+              <w:rPr>
+                <w:rFonts w:ascii="Tahoma" w:hAnsi="Tahoma" w:cs="Tahoma" w:eastAsia="Arial Unicode MS"/>
+                <w:sz w:val="22"/>
+                <w:szCs w:val="22"/>
+              </w:rPr>
+              <w:t xml:space="preserve">Étudier les lentilles minces et leurs associations.</w:t>
+            </w:r>
+          </w:p>
+          <w:p>
+            <w:pPr>
+              <w:spacing w:before="0" w:after="0" w:line="252" w:lineRule="auto"/>
+              <w:jc w:val="both"/>
+            </w:pPr>
+            <w:r>
+              <w:rPr>
+                <w:rFonts w:ascii="Tahoma" w:hAnsi="Tahoma" w:cs="Tahoma" w:eastAsia="Arial Unicode MS"/>
+                <w:b/>
+                <w:bCs/>
+                <w:sz w:val="22"/>
+                <w:szCs w:val="22"/>
+              </w:rPr>
+              <w:t xml:space="preserve">Résultat attendu : </w:t>
             </w:r>
             <w:r>
               <w:rPr>
@@ -2092,7 +2203,7 @@
           <w:sz w:val="24"/>
           <w:szCs w:val="24"/>
         </w:rPr>
-        <w:t xml:space="preserve"> A1.1</w:t>
+        <w:t xml:space="preserve"> A41</w:t>
       </w:r>
     </w:p>
     <w:tbl>
@@ -2659,16 +2770,40 @@
           </w:tcPr>
           <w:p>
             <w:pPr>
-              <w:spacing w:before="0" w:after="0" w:line="252" w:lineRule="auto"/>
-              <w:jc w:val="both"/>
-            </w:pPr>
-            <w:r>
-              <w:rPr>
-                <w:rFonts w:ascii="Tahoma" w:hAnsi="Tahoma" w:cs="Tahoma" w:eastAsia="Arial Unicode MS"/>
-                <w:sz w:val="22"/>
-                <w:szCs w:val="22"/>
-              </w:rPr>
-              <w:t xml:space="preserve">OS2 — </w:t>
+              <w:spacing w:before="0" w:after="60" w:line="252" w:lineRule="auto"/>
+              <w:jc w:val="both"/>
+            </w:pPr>
+            <w:r>
+              <w:rPr>
+                <w:rFonts w:ascii="Tahoma" w:hAnsi="Tahoma" w:cs="Tahoma" w:eastAsia="Arial Unicode MS"/>
+                <w:sz w:val="22"/>
+                <w:szCs w:val="22"/>
+              </w:rPr>
+              <w:t xml:space="preserve">OS4 — </w:t>
+            </w:r>
+            <w:r>
+              <w:rPr>
+                <w:rFonts w:ascii="Tahoma" w:hAnsi="Tahoma" w:cs="Tahoma" w:eastAsia="Arial Unicode MS"/>
+                <w:sz w:val="22"/>
+                <w:szCs w:val="22"/>
+              </w:rPr>
+              <w:t xml:space="preserve">Étudier les lentilles minces et leurs associations.</w:t>
+            </w:r>
+          </w:p>
+          <w:p>
+            <w:pPr>
+              <w:spacing w:before="0" w:after="0" w:line="252" w:lineRule="auto"/>
+              <w:jc w:val="both"/>
+            </w:pPr>
+            <w:r>
+              <w:rPr>
+                <w:rFonts w:ascii="Tahoma" w:hAnsi="Tahoma" w:cs="Tahoma" w:eastAsia="Arial Unicode MS"/>
+                <w:b/>
+                <w:bCs/>
+                <w:sz w:val="22"/>
+                <w:szCs w:val="22"/>
+              </w:rPr>
+              <w:t xml:space="preserve">Résultat attendu : </w:t>
             </w:r>
             <w:r>
               <w:rPr>
@@ -2705,7 +2840,7 @@
           <w:sz w:val="24"/>
           <w:szCs w:val="24"/>
         </w:rPr>
-        <w:t xml:space="preserve"> A2.1</w:t>
+        <w:t xml:space="preserve"> A42</w:t>
       </w:r>
     </w:p>
     <w:tbl>
@@ -3296,16 +3431,40 @@
           </w:tcPr>
           <w:p>
             <w:pPr>
-              <w:spacing w:before="0" w:after="0" w:line="252" w:lineRule="auto"/>
-              <w:jc w:val="both"/>
-            </w:pPr>
-            <w:r>
-              <w:rPr>
-                <w:rFonts w:ascii="Tahoma" w:hAnsi="Tahoma" w:cs="Tahoma" w:eastAsia="Arial Unicode MS"/>
-                <w:sz w:val="22"/>
-                <w:szCs w:val="22"/>
-              </w:rPr>
-              <w:t xml:space="preserve">OS3 — </w:t>
+              <w:spacing w:before="0" w:after="60" w:line="252" w:lineRule="auto"/>
+              <w:jc w:val="both"/>
+            </w:pPr>
+            <w:r>
+              <w:rPr>
+                <w:rFonts w:ascii="Tahoma" w:hAnsi="Tahoma" w:cs="Tahoma" w:eastAsia="Arial Unicode MS"/>
+                <w:sz w:val="22"/>
+                <w:szCs w:val="22"/>
+              </w:rPr>
+              <w:t xml:space="preserve">OS4 — </w:t>
+            </w:r>
+            <w:r>
+              <w:rPr>
+                <w:rFonts w:ascii="Tahoma" w:hAnsi="Tahoma" w:cs="Tahoma" w:eastAsia="Arial Unicode MS"/>
+                <w:sz w:val="22"/>
+                <w:szCs w:val="22"/>
+              </w:rPr>
+              <w:t xml:space="preserve">Étudier les lentilles minces et leurs associations.</w:t>
+            </w:r>
+          </w:p>
+          <w:p>
+            <w:pPr>
+              <w:spacing w:before="0" w:after="0" w:line="252" w:lineRule="auto"/>
+              <w:jc w:val="both"/>
+            </w:pPr>
+            <w:r>
+              <w:rPr>
+                <w:rFonts w:ascii="Tahoma" w:hAnsi="Tahoma" w:cs="Tahoma" w:eastAsia="Arial Unicode MS"/>
+                <w:b/>
+                <w:bCs/>
+                <w:sz w:val="22"/>
+                <w:szCs w:val="22"/>
+              </w:rPr>
+              <w:t xml:space="preserve">Résultat attendu : </w:t>
             </w:r>
             <w:r>
               <w:rPr>
@@ -3342,7 +3501,7 @@
           <w:sz w:val="24"/>
           <w:szCs w:val="24"/>
         </w:rPr>
-        <w:t xml:space="preserve"> A3.1</w:t>
+        <w:t xml:space="preserve"> A43</w:t>
       </w:r>
     </w:p>
     <w:tbl>
@@ -3956,7 +4115,7 @@
           </w:tcPr>
           <w:p>
             <w:pPr>
-              <w:spacing w:before="0" w:after="0" w:line="252" w:lineRule="auto"/>
+              <w:spacing w:before="0" w:after="60" w:line="252" w:lineRule="auto"/>
               <w:jc w:val="both"/>
             </w:pPr>
             <w:r>
@@ -3966,6 +4125,30 @@
                 <w:szCs w:val="22"/>
               </w:rPr>
               <w:t xml:space="preserve">OS4 — </w:t>
+            </w:r>
+            <w:r>
+              <w:rPr>
+                <w:rFonts w:ascii="Tahoma" w:hAnsi="Tahoma" w:cs="Tahoma" w:eastAsia="Arial Unicode MS"/>
+                <w:sz w:val="22"/>
+                <w:szCs w:val="22"/>
+              </w:rPr>
+              <w:t xml:space="preserve">Étudier les lentilles minces et leurs associations.</w:t>
+            </w:r>
+          </w:p>
+          <w:p>
+            <w:pPr>
+              <w:spacing w:before="0" w:after="0" w:line="252" w:lineRule="auto"/>
+              <w:jc w:val="both"/>
+            </w:pPr>
+            <w:r>
+              <w:rPr>
+                <w:rFonts w:ascii="Tahoma" w:hAnsi="Tahoma" w:cs="Tahoma" w:eastAsia="Arial Unicode MS"/>
+                <w:b/>
+                <w:bCs/>
+                <w:sz w:val="22"/>
+                <w:szCs w:val="22"/>
+              </w:rPr>
+              <w:t xml:space="preserve">Résultat attendu : </w:t>
             </w:r>
             <w:r>
               <w:rPr>
@@ -4002,7 +4185,7 @@
           <w:sz w:val="24"/>
           <w:szCs w:val="24"/>
         </w:rPr>
-        <w:t xml:space="preserve"> A4.1</w:t>
+        <w:t xml:space="preserve"> A44</w:t>
       </w:r>
     </w:p>
     <w:tbl>
@@ -4615,16 +4798,40 @@
           </w:tcPr>
           <w:p>
             <w:pPr>
-              <w:spacing w:before="0" w:after="0" w:line="252" w:lineRule="auto"/>
-              <w:jc w:val="both"/>
-            </w:pPr>
-            <w:r>
-              <w:rPr>
-                <w:rFonts w:ascii="Tahoma" w:hAnsi="Tahoma" w:cs="Tahoma" w:eastAsia="Arial Unicode MS"/>
-                <w:sz w:val="22"/>
-                <w:szCs w:val="22"/>
-              </w:rPr>
-              <w:t xml:space="preserve">OS3 — </w:t>
+              <w:spacing w:before="0" w:after="60" w:line="252" w:lineRule="auto"/>
+              <w:jc w:val="both"/>
+            </w:pPr>
+            <w:r>
+              <w:rPr>
+                <w:rFonts w:ascii="Tahoma" w:hAnsi="Tahoma" w:cs="Tahoma" w:eastAsia="Arial Unicode MS"/>
+                <w:sz w:val="22"/>
+                <w:szCs w:val="22"/>
+              </w:rPr>
+              <w:t xml:space="preserve">OS4 — </w:t>
+            </w:r>
+            <w:r>
+              <w:rPr>
+                <w:rFonts w:ascii="Tahoma" w:hAnsi="Tahoma" w:cs="Tahoma" w:eastAsia="Arial Unicode MS"/>
+                <w:sz w:val="22"/>
+                <w:szCs w:val="22"/>
+              </w:rPr>
+              <w:t xml:space="preserve">Étudier les lentilles minces et leurs associations.</w:t>
+            </w:r>
+          </w:p>
+          <w:p>
+            <w:pPr>
+              <w:spacing w:before="0" w:after="0" w:line="252" w:lineRule="auto"/>
+              <w:jc w:val="both"/>
+            </w:pPr>
+            <w:r>
+              <w:rPr>
+                <w:rFonts w:ascii="Tahoma" w:hAnsi="Tahoma" w:cs="Tahoma" w:eastAsia="Arial Unicode MS"/>
+                <w:b/>
+                <w:bCs/>
+                <w:sz w:val="22"/>
+                <w:szCs w:val="22"/>
+              </w:rPr>
+              <w:t xml:space="preserve">Résultat attendu : </w:t>
             </w:r>
             <w:r>
               <w:rPr>
@@ -4661,7 +4868,7 @@
           <w:sz w:val="24"/>
           <w:szCs w:val="24"/>
         </w:rPr>
-        <w:t xml:space="preserve"> A3.2</w:t>
+        <w:t xml:space="preserve"> A45</w:t>
       </w:r>
     </w:p>
     <w:tbl>
@@ -5242,7 +5449,7 @@
           </w:tcPr>
           <w:p>
             <w:pPr>
-              <w:spacing w:before="0" w:after="0" w:line="252" w:lineRule="auto"/>
+              <w:spacing w:before="0" w:after="60" w:line="252" w:lineRule="auto"/>
               <w:jc w:val="both"/>
             </w:pPr>
             <w:r>
@@ -5252,6 +5459,30 @@
                 <w:szCs w:val="22"/>
               </w:rPr>
               <w:t xml:space="preserve">OS5 — </w:t>
+            </w:r>
+            <w:r>
+              <w:rPr>
+                <w:rFonts w:ascii="Tahoma" w:hAnsi="Tahoma" w:cs="Tahoma" w:eastAsia="Arial Unicode MS"/>
+                <w:sz w:val="22"/>
+                <w:szCs w:val="22"/>
+              </w:rPr>
+              <w:t xml:space="preserve">Décrire quelques instruments optiques.</w:t>
+            </w:r>
+          </w:p>
+          <w:p>
+            <w:pPr>
+              <w:spacing w:before="0" w:after="0" w:line="252" w:lineRule="auto"/>
+              <w:jc w:val="both"/>
+            </w:pPr>
+            <w:r>
+              <w:rPr>
+                <w:rFonts w:ascii="Tahoma" w:hAnsi="Tahoma" w:cs="Tahoma" w:eastAsia="Arial Unicode MS"/>
+                <w:b/>
+                <w:bCs/>
+                <w:sz w:val="22"/>
+                <w:szCs w:val="22"/>
+              </w:rPr>
+              <w:t xml:space="preserve">Résultat attendu : </w:t>
             </w:r>
             <w:r>
               <w:rPr>
@@ -5288,7 +5519,7 @@
           <w:sz w:val="24"/>
           <w:szCs w:val="24"/>
         </w:rPr>
-        <w:t xml:space="preserve"> A5.1</w:t>
+        <w:t xml:space="preserve"> A51</w:t>
       </w:r>
     </w:p>
     <w:tbl>
@@ -6084,7 +6315,7 @@
           </w:tcPr>
           <w:p>
             <w:pPr>
-              <w:spacing w:before="0" w:after="0" w:line="252" w:lineRule="auto"/>
+              <w:spacing w:before="0" w:after="60" w:line="252" w:lineRule="auto"/>
               <w:jc w:val="both"/>
             </w:pPr>
             <w:r>
@@ -6094,6 +6325,30 @@
                 <w:szCs w:val="22"/>
               </w:rPr>
               <w:t xml:space="preserve">OS5 — </w:t>
+            </w:r>
+            <w:r>
+              <w:rPr>
+                <w:rFonts w:ascii="Tahoma" w:hAnsi="Tahoma" w:cs="Tahoma" w:eastAsia="Arial Unicode MS"/>
+                <w:sz w:val="22"/>
+                <w:szCs w:val="22"/>
+              </w:rPr>
+              <w:t xml:space="preserve">Décrire quelques instruments optiques.</w:t>
+            </w:r>
+          </w:p>
+          <w:p>
+            <w:pPr>
+              <w:spacing w:before="0" w:after="0" w:line="252" w:lineRule="auto"/>
+              <w:jc w:val="both"/>
+            </w:pPr>
+            <w:r>
+              <w:rPr>
+                <w:rFonts w:ascii="Tahoma" w:hAnsi="Tahoma" w:cs="Tahoma" w:eastAsia="Arial Unicode MS"/>
+                <w:b/>
+                <w:bCs/>
+                <w:sz w:val="22"/>
+                <w:szCs w:val="22"/>
+              </w:rPr>
+              <w:t xml:space="preserve">Résultat attendu : </w:t>
             </w:r>
             <w:r>
               <w:rPr>
@@ -6130,7 +6385,7 @@
           <w:sz w:val="24"/>
           <w:szCs w:val="24"/>
         </w:rPr>
-        <w:t xml:space="preserve"> A5.2</w:t>
+        <w:t xml:space="preserve"> A52</w:t>
       </w:r>
     </w:p>
     <w:tbl>
@@ -6731,7 +6986,7 @@
           </w:tcPr>
           <w:p>
             <w:pPr>
-              <w:spacing w:before="0" w:after="0" w:line="252" w:lineRule="auto"/>
+              <w:spacing w:before="0" w:after="60" w:line="252" w:lineRule="auto"/>
               <w:jc w:val="both"/>
             </w:pPr>
             <w:r>
@@ -6749,6 +7004,30 @@
                 <w:szCs w:val="22"/>
               </w:rPr>
               <w:t xml:space="preserve">Mobiliser l’ensemble des compétences du chapitre (objectifs spécifiques 1 à 5) et évaluer sa propre maîtrise.</w:t>
+            </w:r>
+          </w:p>
+          <w:p>
+            <w:pPr>
+              <w:spacing w:before="0" w:after="0" w:line="252" w:lineRule="auto"/>
+              <w:jc w:val="both"/>
+            </w:pPr>
+            <w:r>
+              <w:rPr>
+                <w:rFonts w:ascii="Tahoma" w:hAnsi="Tahoma" w:cs="Tahoma" w:eastAsia="Arial Unicode MS"/>
+                <w:b/>
+                <w:bCs/>
+                <w:sz w:val="22"/>
+                <w:szCs w:val="22"/>
+              </w:rPr>
+              <w:t xml:space="preserve">OS visés : </w:t>
+            </w:r>
+            <w:r>
+              <w:rPr>
+                <w:rFonts w:ascii="Tahoma" w:hAnsi="Tahoma" w:cs="Tahoma" w:eastAsia="Arial Unicode MS"/>
+                <w:sz w:val="22"/>
+                <w:szCs w:val="22"/>
+              </w:rPr>
+              <w:t xml:space="preserve">OS4, OS5</w:t>
             </w:r>
           </w:p>
         </w:tc>
@@ -6777,7 +7056,7 @@
           <w:sz w:val="24"/>
           <w:szCs w:val="24"/>
         </w:rPr>
-        <w:t xml:space="preserve"> A5.3</w:t>
+        <w:t xml:space="preserve"> B5</w:t>
       </w:r>
     </w:p>
     <w:tbl>
@@ -7425,7 +7704,7 @@
                 <w:sz w:val="20"/>
                 <w:szCs w:val="20"/>
               </w:rPr>
-              <w:t xml:space="preserve">Compétence (objectif spécifique)</w:t>
+              <w:t xml:space="preserve">Compétence (OS du syllabus)</w:t>
             </w:r>
           </w:p>
         </w:tc>
@@ -7519,7 +7798,7 @@
                 <w:sz w:val="20"/>
                 <w:szCs w:val="20"/>
               </w:rPr>
-              <w:t xml:space="preserve">OS1 — Lentilles convergentes et divergentes</w:t>
+              <w:t xml:space="preserve">OS4 — Lentilles convergentes et divergentes</w:t>
             </w:r>
           </w:p>
         </w:tc>
@@ -7579,7 +7858,7 @@
                 <w:sz w:val="20"/>
                 <w:szCs w:val="20"/>
               </w:rPr>
-              <w:t xml:space="preserve">Activité A1.1 ; support § 5.1</w:t>
+              <w:t xml:space="preserve">Activité A41 ; support § 5.1</w:t>
             </w:r>
           </w:p>
         </w:tc>
@@ -7604,7 +7883,7 @@
                 <w:sz w:val="20"/>
                 <w:szCs w:val="20"/>
               </w:rPr>
-              <w:t xml:space="preserve">OS2 — Foyers, distances focales, vergence</w:t>
+              <w:t xml:space="preserve">OS4 — Foyers, distances focales, vergence</w:t>
             </w:r>
           </w:p>
         </w:tc>
@@ -7664,7 +7943,7 @@
                 <w:sz w:val="20"/>
                 <w:szCs w:val="20"/>
               </w:rPr>
-              <w:t xml:space="preserve">Activité A2.1 ; support § 5.1 et 5.2</w:t>
+              <w:t xml:space="preserve">Activité A42 ; support § 5.1 et 5.2</w:t>
             </w:r>
           </w:p>
         </w:tc>
@@ -7689,7 +7968,7 @@
                 <w:sz w:val="20"/>
                 <w:szCs w:val="20"/>
               </w:rPr>
-              <w:t xml:space="preserve">OS3 — Conjugaison et grandissement</w:t>
+              <w:t xml:space="preserve">OS4 — Conjugaison et grandissement</w:t>
             </w:r>
           </w:p>
         </w:tc>
@@ -7749,7 +8028,7 @@
                 <w:sz w:val="20"/>
                 <w:szCs w:val="20"/>
               </w:rPr>
-              <w:t xml:space="preserve">Activités A3.1 et A3.2 ; support § 5.2</w:t>
+              <w:t xml:space="preserve">Activités A43 et A45 ; support § 5.2</w:t>
             </w:r>
           </w:p>
         </w:tc>
@@ -7834,7 +8113,7 @@
                 <w:sz w:val="20"/>
                 <w:szCs w:val="20"/>
               </w:rPr>
-              <w:t xml:space="preserve">Activité A4.1 ; support § 5.3</w:t>
+              <w:t xml:space="preserve">Activité A44 ; support § 5.3</w:t>
             </w:r>
           </w:p>
         </w:tc>
@@ -7919,7 +8198,7 @@
                 <w:sz w:val="20"/>
                 <w:szCs w:val="20"/>
               </w:rPr>
-              <w:t xml:space="preserve">Activités A5.1 et A5.2 ; support § 5.4 et 5.5</w:t>
+              <w:t xml:space="preserve">Activités A51 et A52 ; support § 5.4 et 5.5</w:t>
             </w:r>
           </w:p>
         </w:tc>
